--- a/ร่าง TOR_MHESI_Thailand_Future_Skillmap V01.docx
+++ b/ร่าง TOR_MHESI_Thailand_Future_Skillmap V01.docx
@@ -1,6 +1,6 @@
 
 <file path=word/document.xml><?xml version="1.0" encoding="utf-8"?>
-<w:document xmlns:wpc="http://schemas.microsoft.com/office/word/2010/wordprocessingCanvas" xmlns:cx="http://schemas.microsoft.com/office/drawing/2014/chartex" xmlns:cx1="http://schemas.microsoft.com/office/drawing/2015/9/8/chartex" xmlns:cx2="http://schemas.microsoft.com/office/drawing/2015/10/21/chartex" xmlns:cx3="http://schemas.microsoft.com/office/drawing/2016/5/9/chartex" xmlns:cx4="http://schemas.microsoft.com/office/drawing/2016/5/10/chartex" xmlns:cx5="http://schemas.microsoft.com/office/drawing/2016/5/11/chartex" xmlns:cx6="http://schemas.microsoft.com/office/drawing/2016/5/12/chartex" xmlns:cx7="http://schemas.microsoft.com/office/drawing/2016/5/13/chartex" xmlns:cx8="http://schemas.microsoft.com/office/drawing/2016/5/14/chartex" xmlns:mc="http://schemas.openxmlformats.org/markup-compatibility/2006" xmlns:aink="http://schemas.microsoft.com/office/drawing/2016/ink" xmlns:am3d="http://schemas.microsoft.com/office/drawing/2017/model3d" xmlns:o="urn:schemas-microsoft-com:office:office" xmlns:r="http://schemas.openxmlformats.org/officeDocument/2006/relationships" xmlns:m="http://schemas.openxmlformats.org/officeDocument/2006/math" xmlns:v="urn:schemas-microsoft-com:vml" xmlns:wp14="http://schemas.microsoft.com/office/word/2010/wordprocessingDrawing" xmlns:wp="http://schemas.openxmlformats.org/drawingml/2006/wordprocessingDrawing" xmlns:w10="urn:schemas-microsoft-com:office:word" xmlns:w="http://schemas.openxmlformats.org/wordprocessingml/2006/main" xmlns:w14="http://schemas.microsoft.com/office/word/2010/wordml" xmlns:w15="http://schemas.microsoft.com/office/word/2012/wordml" xmlns:w16cex="http://schemas.microsoft.com/office/word/2018/wordml/cex" xmlns:w16cid="http://schemas.microsoft.com/office/word/2016/wordml/cid" xmlns:w16="http://schemas.microsoft.com/office/word/2018/wordml" xmlns:w16sdtdh="http://schemas.microsoft.com/office/word/2020/wordml/sdtdatahash" xmlns:w16se="http://schemas.microsoft.com/office/word/2015/wordml/symex" xmlns:wpg="http://schemas.microsoft.com/office/word/2010/wordprocessingGroup" xmlns:wpi="http://schemas.microsoft.com/office/word/2010/wordprocessingInk" xmlns:wne="http://schemas.microsoft.com/office/word/2006/wordml" xmlns:wps="http://schemas.microsoft.com/office/word/2010/wordprocessingShape" mc:Ignorable="w14 w15 w16se w16cid w16 w16cex w16sdtdh wp14">
+<w:document xmlns:wpc="http://schemas.microsoft.com/office/word/2010/wordprocessingCanvas" xmlns:cx="http://schemas.microsoft.com/office/drawing/2014/chartex" xmlns:cx1="http://schemas.microsoft.com/office/drawing/2015/9/8/chartex" xmlns:cx2="http://schemas.microsoft.com/office/drawing/2015/10/21/chartex" xmlns:cx3="http://schemas.microsoft.com/office/drawing/2016/5/9/chartex" xmlns:cx4="http://schemas.microsoft.com/office/drawing/2016/5/10/chartex" xmlns:cx5="http://schemas.microsoft.com/office/drawing/2016/5/11/chartex" xmlns:cx6="http://schemas.microsoft.com/office/drawing/2016/5/12/chartex" xmlns:cx7="http://schemas.microsoft.com/office/drawing/2016/5/13/chartex" xmlns:cx8="http://schemas.microsoft.com/office/drawing/2016/5/14/chartex" xmlns:mc="http://schemas.openxmlformats.org/markup-compatibility/2006" xmlns:aink="http://schemas.microsoft.com/office/drawing/2016/ink" xmlns:am3d="http://schemas.microsoft.com/office/drawing/2017/model3d" xmlns:o="urn:schemas-microsoft-com:office:office" xmlns:oel="http://schemas.microsoft.com/office/2019/extlst" xmlns:r="http://schemas.openxmlformats.org/officeDocument/2006/relationships" xmlns:m="http://schemas.openxmlformats.org/officeDocument/2006/math" xmlns:v="urn:schemas-microsoft-com:vml" xmlns:wp14="http://schemas.microsoft.com/office/word/2010/wordprocessingDrawing" xmlns:wp="http://schemas.openxmlformats.org/drawingml/2006/wordprocessingDrawing" xmlns:w10="urn:schemas-microsoft-com:office:word" xmlns:w="http://schemas.openxmlformats.org/wordprocessingml/2006/main" xmlns:w14="http://schemas.microsoft.com/office/word/2010/wordml" xmlns:w15="http://schemas.microsoft.com/office/word/2012/wordml" xmlns:w16cex="http://schemas.microsoft.com/office/word/2018/wordml/cex" xmlns:w16cid="http://schemas.microsoft.com/office/word/2016/wordml/cid" xmlns:w16="http://schemas.microsoft.com/office/word/2018/wordml" xmlns:w16du="http://schemas.microsoft.com/office/word/2023/wordml/word16du" xmlns:w16sdtdh="http://schemas.microsoft.com/office/word/2020/wordml/sdtdatahash" xmlns:w16sdtfl="http://schemas.microsoft.com/office/word/2024/wordml/sdtformatlock" xmlns:w16se="http://schemas.microsoft.com/office/word/2015/wordml/symex" xmlns:wpg="http://schemas.microsoft.com/office/word/2010/wordprocessingGroup" xmlns:wpi="http://schemas.microsoft.com/office/word/2010/wordprocessingInk" xmlns:wne="http://schemas.microsoft.com/office/word/2006/wordml" xmlns:wps="http://schemas.microsoft.com/office/word/2010/wordprocessingShape" mc:Ignorable="w14 w15 w16se w16cid w16 w16cex w16sdtdh w16sdtfl w16du wp14">
   <w:body>
     <w:p>
       <w:pPr>
@@ -38,6 +38,9 @@
         <w:t xml:space="preserve"> </w:t>
       </w:r>
       <w:r>
+        <w:t>test</w:t>
+      </w:r>
+      <w:r>
         <w:rPr>
           <w:rFonts w:hint="cs"/>
         </w:rPr>
@@ -84,21 +87,7 @@
         <w:rPr>
           <w:color w:val="000000" w:themeColor="text1"/>
         </w:rPr>
-        <w:t xml:space="preserve">Future </w:t>
-      </w:r>
-      <w:proofErr w:type="spellStart"/>
-      <w:r>
-        <w:rPr>
-          <w:color w:val="000000" w:themeColor="text1"/>
-        </w:rPr>
-        <w:t>SkillMap</w:t>
-      </w:r>
-      <w:proofErr w:type="spellEnd"/>
-      <w:r>
-        <w:rPr>
-          <w:color w:val="000000" w:themeColor="text1"/>
-        </w:rPr>
-        <w:t>)</w:t>
+        <w:t>Future SkillMap)</w:t>
       </w:r>
     </w:p>
     <w:p>
@@ -116,7 +105,6 @@
         <w:spacing w:before="0" w:line="230" w:lineRule="auto"/>
         <w:jc w:val="left"/>
         <w:rPr>
-          <w:rFonts w:hint="cs"/>
           <w:cs/>
         </w:rPr>
       </w:pPr>
@@ -250,11 +238,6 @@
           <w:cs/>
         </w:rPr>
         <w:br/>
-      </w:r>
-      <w:r>
-        <w:rPr>
-          <w:cs/>
-        </w:rPr>
         <w:t>เสริมสร้างศักยภาพของประชาชนให้สามารถปรับตัวรองรับการเปลี่ยนแปลงในยุคดิจิทัล ตลอดจนส่งเสริม</w:t>
       </w:r>
       <w:r>
@@ -262,11 +245,6 @@
           <w:cs/>
         </w:rPr>
         <w:br/>
-      </w:r>
-      <w:r>
-        <w:rPr>
-          <w:cs/>
-        </w:rPr>
         <w:t>การเรียนรู้ตลอดชีวิต (</w:t>
       </w:r>
       <w:r>
@@ -283,11 +261,6 @@
           <w:cs/>
         </w:rPr>
         <w:br/>
-      </w:r>
-      <w:r>
-        <w:rPr>
-          <w:cs/>
-        </w:rPr>
         <w:t>อย่างต่อเนื่อง ในการนี้ รัฐบาลภายใต้การนำของนายอนุทิน ชาญวีรกูล นายกรัฐมนตรี ได้ยกระดับการพัฒนา</w:t>
       </w:r>
       <w:r>
@@ -295,11 +268,6 @@
           <w:cs/>
         </w:rPr>
         <w:br/>
-      </w:r>
-      <w:r>
-        <w:rPr>
-          <w:cs/>
-        </w:rPr>
         <w:t xml:space="preserve">ทุนมนุษย์ให้เป็นวาระแห่งชาติ โดยส่งเสริมการบูรณาการความร่วมมือระหว่างภาครัฐ ภาคการศึกษา </w:t>
       </w:r>
       <w:r>
@@ -307,11 +275,6 @@
           <w:cs/>
         </w:rPr>
         <w:br/>
-      </w:r>
-      <w:r>
-        <w:rPr>
-          <w:cs/>
-        </w:rPr>
         <w:t>และภาคอุตสาหกรรมอย่างเป็นองค์รวม เพื่อยกระดับศักยภาพคนไทยทุกช่วงวัยให้พร้อมรับการเปลี่ยนแปลง</w:t>
       </w:r>
       <w:r>
@@ -319,11 +282,6 @@
           <w:cs/>
         </w:rPr>
         <w:br/>
-      </w:r>
-      <w:r>
-        <w:rPr>
-          <w:cs/>
-        </w:rPr>
         <w:t>ของโลกและเสริมสร้างขีดความสามารถในการแข่งขันของประเทศในระยะยาว</w:t>
       </w:r>
     </w:p>
@@ -343,11 +301,6 @@
           <w:cs/>
         </w:rPr>
         <w:br/>
-      </w:r>
-      <w:r>
-        <w:rPr>
-          <w:cs/>
-        </w:rPr>
         <w:t>ว่าการกระทรวงการอุดมศึกษา วิทยาศาสตร์ วิจัยและนวัตกรรม ในฐานะประธานคณะอนุกรรมการ</w:t>
       </w:r>
       <w:r>
@@ -355,11 +308,6 @@
           <w:cs/>
         </w:rPr>
         <w:br/>
-      </w:r>
-      <w:r>
-        <w:rPr>
-          <w:cs/>
-        </w:rPr>
         <w:t>ด้านการยกระดับทรัพยากรมนุษย์และการพัฒนาเทคโนโลยี ภายใต้คณะกรรมการร่วมภาครัฐและเอกชน</w:t>
       </w:r>
       <w:r>
@@ -367,11 +315,6 @@
           <w:cs/>
         </w:rPr>
         <w:br/>
-      </w:r>
-      <w:r>
-        <w:rPr>
-          <w:cs/>
-        </w:rPr>
         <w:t>เพื่อแก้ไขปัญหาทางเศรษฐกิจ (กรอ.) ได้ริเริ่มขับเคลื่อนแนวคิด "ไทยแลนด์ยกกำลังสอง (</w:t>
       </w:r>
       <w:r>
@@ -398,11 +341,6 @@
           <w:cs/>
         </w:rPr>
         <w:br/>
-      </w:r>
-      <w:r>
-        <w:rPr>
-          <w:cs/>
-        </w:rPr>
         <w:t>มุ่งสร้างระบบนิเวศการเรียนรู้ตลอดชีวิตและยกระดับศักยภาพของคนไทยให้ทันต่อพลวัตการเปลี่ยนแปลงของโลก ภายใต้กรอบการพัฒนาเศรษฐกิจผ่านสองกลไกหลัก คือ การยกระดับผลิตภาพในภาคเศรษฐกิจเดิม (</w:t>
       </w:r>
       <w:r>
@@ -455,11 +393,6 @@
           <w:cs/>
         </w:rPr>
         <w:br/>
-      </w:r>
-      <w:r>
-        <w:rPr>
-          <w:cs/>
-        </w:rPr>
         <w:t xml:space="preserve">ภาคเกษตร ภาคอุตสาหกรรมการผลิต และภาคบริการ </w:t>
       </w:r>
     </w:p>
@@ -531,11 +464,6 @@
           <w:cs/>
         </w:rPr>
         <w:br/>
-      </w:r>
-      <w:r>
-        <w:rPr>
-          <w:cs/>
-        </w:rPr>
         <w:t xml:space="preserve">(ร้อยละ </w:t>
       </w:r>
       <w:r>
@@ -640,7 +568,14 @@
         <w:rPr>
           <w:cs/>
         </w:rPr>
-        <w:t xml:space="preserve"> ล้านคนในช่วงเวลาดังกล่าว และเมื่อนับรวมกลุ่มประชากรที่จำเป็นต้องได้รับการยกระดับทักษะ (</w:t>
+        <w:t xml:space="preserve"> </w:t>
+      </w:r>
+      <w:r>
+        <w:rPr>
+          <w:cs/>
+        </w:rPr>
+        <w:lastRenderedPageBreak/>
+        <w:t>ล้านคนในช่วงเวลาดังกล่าว และเมื่อนับรวมกลุ่มประชากรที่จำเป็นต้องได้รับการยกระดับทักษะ (</w:t>
       </w:r>
       <w:r>
         <w:t xml:space="preserve">Upskill) </w:t>
@@ -658,14 +593,7 @@
         <w:rPr>
           <w:cs/>
         </w:rPr>
-        <w:t>ทั้งในส่วนของบัณฑิตจบใหม่และแรงงานในระบบ ความต้องการพัฒนากำลังคนโดยรวมมีประมาณการณ์</w:t>
-      </w:r>
-      <w:r>
-        <w:rPr>
-          <w:cs/>
-        </w:rPr>
-        <w:lastRenderedPageBreak/>
-        <w:t xml:space="preserve">สูงถึงไม่น้อยกว่า </w:t>
+        <w:t xml:space="preserve">ทั้งในส่วนของบัณฑิตจบใหม่และแรงงานในระบบ ความต้องการพัฒนากำลังคนโดยรวมมีประมาณการณ์สูงถึงไม่น้อยกว่า </w:t>
       </w:r>
       <w:r>
         <w:rPr>
@@ -711,11 +639,6 @@
           <w:cs/>
         </w:rPr>
         <w:br/>
-      </w:r>
-      <w:r>
-        <w:rPr>
-          <w:cs/>
-        </w:rPr>
         <w:t xml:space="preserve">และกลุ่มรองรับอุตสาหกรรมใหม่ </w:t>
       </w:r>
       <w:r>
@@ -933,15 +856,7 @@
         <w:t xml:space="preserve">² </w:t>
       </w:r>
       <w:r>
-        <w:t xml:space="preserve">Future </w:t>
-      </w:r>
-      <w:proofErr w:type="spellStart"/>
-      <w:r>
-        <w:t>SkillMap</w:t>
-      </w:r>
-      <w:proofErr w:type="spellEnd"/>
-      <w:r>
-        <w:t xml:space="preserve">)" </w:t>
+        <w:t xml:space="preserve">Future SkillMap)" </w:t>
       </w:r>
       <w:r>
         <w:rPr>
@@ -1043,7 +958,14 @@
         <w:rPr>
           <w:cs/>
         </w:rPr>
-        <w:t xml:space="preserve">) มุ่งวางรากฐานโครงสร้างพื้นฐานหลักของแพลตฟอร์ม พัฒนาตลาดกลางการเรียนรู้และสิทธิประโยชน์ พร้อมสนับสนุนการพัฒนาทักษะ วงเงิน </w:t>
+        <w:t xml:space="preserve">) </w:t>
+      </w:r>
+      <w:r>
+        <w:rPr>
+          <w:cs/>
+        </w:rPr>
+        <w:lastRenderedPageBreak/>
+        <w:t xml:space="preserve">มุ่งวางรากฐานโครงสร้างพื้นฐานหลักของแพลตฟอร์ม พัฒนาตลาดกลางการเรียนรู้และสิทธิประโยชน์ พร้อมสนับสนุนการพัฒนาทักษะ วงเงิน </w:t>
       </w:r>
       <w:r>
         <w:rPr>
@@ -1180,26 +1102,25 @@
         <w:spacing w:before="0" w:line="228" w:lineRule="auto"/>
         <w:ind w:firstLine="0"/>
         <w:rPr>
+          <w:b/>
+          <w:bCs/>
+          <w:cs/>
+        </w:rPr>
+      </w:pPr>
+      <w:r>
+        <w:rPr>
+          <w:b/>
+          <w:bCs/>
+        </w:rPr>
+        <w:t xml:space="preserve">2. </w:t>
+      </w:r>
+      <w:r>
+        <w:rPr>
           <w:rFonts w:hint="cs"/>
           <w:b/>
           <w:bCs/>
           <w:cs/>
         </w:rPr>
-      </w:pPr>
-      <w:r>
-        <w:rPr>
-          <w:b/>
-          <w:bCs/>
-        </w:rPr>
-        <w:t xml:space="preserve">2. </w:t>
-      </w:r>
-      <w:r>
-        <w:rPr>
-          <w:rFonts w:hint="cs"/>
-          <w:b/>
-          <w:bCs/>
-          <w:cs/>
-        </w:rPr>
         <w:t>วัตถุประสงค์</w:t>
       </w:r>
     </w:p>
@@ -1214,7 +1135,6 @@
           <w:color w:val="FF0000"/>
           <w:cs/>
         </w:rPr>
-        <w:lastRenderedPageBreak/>
         <w:tab/>
       </w:r>
       <w:r>
@@ -1259,15 +1179,7 @@
         <w:t xml:space="preserve">² </w:t>
       </w:r>
       <w:r>
-        <w:t xml:space="preserve">Future </w:t>
-      </w:r>
-      <w:proofErr w:type="spellStart"/>
-      <w:r>
-        <w:t>SkillMap</w:t>
-      </w:r>
-      <w:proofErr w:type="spellEnd"/>
-      <w:r>
-        <w:t xml:space="preserve">) </w:t>
+        <w:t xml:space="preserve">Future SkillMap) </w:t>
       </w:r>
       <w:r>
         <w:rPr>
@@ -1316,23 +1228,10 @@
           <w:cs/>
         </w:rPr>
         <w:tab/>
-      </w:r>
-      <w:r>
-        <w:rPr>
-          <w:cs/>
-        </w:rPr>
         <w:t>จัดทำระบบรองรับการดำเนินงานโครงการพัฒนาระบบการเรียนรู้และทักษะรายบุคคล เพื่อยกระดับทุนมนุษย์ของประเทศไทย (</w:t>
       </w:r>
       <w:r>
-        <w:t xml:space="preserve">Thailand² Future </w:t>
-      </w:r>
-      <w:proofErr w:type="spellStart"/>
-      <w:r>
-        <w:t>SkillMap</w:t>
-      </w:r>
-      <w:proofErr w:type="spellEnd"/>
-      <w:r>
-        <w:t xml:space="preserve">) </w:t>
+        <w:t xml:space="preserve">Thailand² Future SkillMap) </w:t>
       </w:r>
       <w:r>
         <w:rPr>
@@ -1399,48 +1298,41 @@
           <w:rFonts w:hint="cs"/>
           <w:cs/>
         </w:rPr>
-        <w:t>2.</w:t>
+        <w:t>2.2</w:t>
+      </w:r>
+      <w:r>
+        <w:rPr>
+          <w:cs/>
+        </w:rPr>
+        <w:tab/>
+      </w:r>
+      <w:r>
+        <w:rPr>
+          <w:spacing w:val="-5"/>
+          <w:cs/>
+        </w:rPr>
+        <w:t>พัฒนาระบบรองรับตลาดกลางการเรียนรู้และบริการ (</w:t>
+      </w:r>
+      <w:r>
+        <w:rPr>
+          <w:spacing w:val="-5"/>
+        </w:rPr>
+        <w:t>Open Learning and Employer Market Place)</w:t>
+      </w:r>
+      <w:r>
+        <w:t xml:space="preserve"> </w:t>
+      </w:r>
+      <w:r>
+        <w:rPr>
+          <w:cs/>
+        </w:rPr>
+        <w:t xml:space="preserve">ที่เชื่อมโยงระบบกับแพลตฟอร์มการเรียนรู้อื่น ๆ ของประเทศทั้งภาครัฐและเอกชน ไม่น้อยกว่า </w:t>
       </w:r>
       <w:r>
         <w:rPr>
           <w:rFonts w:hint="cs"/>
           <w:cs/>
         </w:rPr>
-        <w:t>2</w:t>
-      </w:r>
-      <w:r>
-        <w:rPr>
-          <w:cs/>
-        </w:rPr>
-        <w:tab/>
-      </w:r>
-      <w:r>
-        <w:rPr>
-          <w:spacing w:val="-5"/>
-          <w:cs/>
-        </w:rPr>
-        <w:t>พัฒนาระบบรองรับตลาดกลางการเรียนรู้และบริการ (</w:t>
-      </w:r>
-      <w:r>
-        <w:rPr>
-          <w:spacing w:val="-5"/>
-        </w:rPr>
-        <w:t>Open Learning and Employer Market Place)</w:t>
-      </w:r>
-      <w:r>
-        <w:t xml:space="preserve"> </w:t>
-      </w:r>
-      <w:r>
-        <w:rPr>
-          <w:cs/>
-        </w:rPr>
-        <w:t xml:space="preserve">ที่เชื่อมโยงระบบกับแพลตฟอร์มการเรียนรู้อื่น ๆ ของประเทศทั้งภาครัฐและเอกชน ไม่น้อยกว่า </w:t>
-      </w:r>
-      <w:r>
-        <w:rPr>
-          <w:rFonts w:hint="cs"/>
-          <w:cs/>
-        </w:rPr>
         <w:t>5</w:t>
       </w:r>
       <w:r>
@@ -1479,13 +1371,8 @@
         </w:rPr>
         <w:t xml:space="preserve">สำนักงานคุณวุฒิวิชาชีพ แพลตฟอร์ม </w:t>
       </w:r>
-      <w:proofErr w:type="spellStart"/>
-      <w:r>
-        <w:t>STEMPlus</w:t>
-      </w:r>
-      <w:proofErr w:type="spellEnd"/>
-      <w:r>
-        <w:t xml:space="preserve"> </w:t>
+      <w:r>
+        <w:t xml:space="preserve">STEMPlus </w:t>
       </w:r>
       <w:r>
         <w:rPr>
@@ -1515,14 +1402,7 @@
           <w:rFonts w:hint="cs"/>
           <w:cs/>
         </w:rPr>
-        <w:t>2.</w:t>
-      </w:r>
-      <w:r>
-        <w:rPr>
-          <w:rFonts w:hint="cs"/>
-          <w:cs/>
-        </w:rPr>
-        <w:t>3</w:t>
+        <w:t>2.3</w:t>
       </w:r>
       <w:r>
         <w:rPr>
@@ -1725,18 +1605,76 @@
         <w:spacing w:before="0" w:line="228" w:lineRule="auto"/>
         <w:ind w:firstLine="0"/>
         <w:rPr>
+          <w:b/>
+          <w:bCs/>
+          <w:cs/>
+        </w:rPr>
+      </w:pPr>
+      <w:r>
+        <w:rPr>
+          <w:b/>
+          <w:bCs/>
+        </w:rPr>
+        <w:lastRenderedPageBreak/>
+        <w:t>6</w:t>
+      </w:r>
+      <w:r>
+        <w:rPr>
+          <w:b/>
+          <w:bCs/>
+        </w:rPr>
+        <w:t xml:space="preserve">. </w:t>
+      </w:r>
+      <w:r>
+        <w:rPr>
           <w:rFonts w:hint="cs"/>
           <w:b/>
           <w:bCs/>
           <w:cs/>
         </w:rPr>
-      </w:pPr>
-      <w:r>
+        <w:t>หลักเกณฑ์ในการพิจารณาคัดเลือก</w:t>
+      </w:r>
+    </w:p>
+    <w:p>
+      <w:pPr>
+        <w:pStyle w:val="Body1"/>
+        <w:spacing w:before="0" w:line="228" w:lineRule="auto"/>
+        <w:ind w:firstLine="0"/>
         <w:rPr>
           <w:b/>
           <w:bCs/>
         </w:rPr>
-        <w:t>6</w:t>
+      </w:pPr>
+    </w:p>
+    <w:p>
+      <w:pPr>
+        <w:pStyle w:val="Body1"/>
+        <w:spacing w:before="0" w:line="228" w:lineRule="auto"/>
+        <w:ind w:firstLine="0"/>
+        <w:rPr>
+          <w:b/>
+          <w:bCs/>
+          <w:cs/>
+        </w:rPr>
+      </w:pPr>
+    </w:p>
+    <w:p>
+      <w:pPr>
+        <w:pStyle w:val="Body1"/>
+        <w:spacing w:before="0" w:line="228" w:lineRule="auto"/>
+        <w:ind w:firstLine="0"/>
+        <w:rPr>
+          <w:b/>
+          <w:bCs/>
+          <w:cs/>
+        </w:rPr>
+      </w:pPr>
+      <w:r>
+        <w:rPr>
+          <w:b/>
+          <w:bCs/>
+        </w:rPr>
+        <w:t>7</w:t>
       </w:r>
       <w:r>
         <w:rPr>
@@ -1752,7 +1690,7 @@
           <w:bCs/>
           <w:cs/>
         </w:rPr>
-        <w:t>หลักเกณฑ์ในการพิจารณาคัดเลือก</w:t>
+        <w:t>วงเงินงบประมาณ/วงเงินที่ได้รับจัดสรร</w:t>
       </w:r>
     </w:p>
     <w:p>
@@ -1763,6 +1701,7 @@
         <w:rPr>
           <w:b/>
           <w:bCs/>
+          <w:cs/>
         </w:rPr>
       </w:pPr>
     </w:p>
@@ -1772,12 +1711,34 @@
         <w:spacing w:before="0" w:line="228" w:lineRule="auto"/>
         <w:ind w:firstLine="0"/>
         <w:rPr>
+          <w:b/>
+          <w:bCs/>
+          <w:cs/>
+        </w:rPr>
+      </w:pPr>
+      <w:r>
+        <w:rPr>
+          <w:b/>
+          <w:bCs/>
+        </w:rPr>
+        <w:t>8</w:t>
+      </w:r>
+      <w:r>
+        <w:rPr>
+          <w:b/>
+          <w:bCs/>
+        </w:rPr>
+        <w:t xml:space="preserve">. </w:t>
+      </w:r>
+      <w:r>
+        <w:rPr>
           <w:rFonts w:hint="cs"/>
           <w:b/>
           <w:bCs/>
           <w:cs/>
         </w:rPr>
-      </w:pPr>
+        <w:t>งวดงานและการจ่ายเงิน</w:t>
+      </w:r>
     </w:p>
     <w:p>
       <w:pPr>
@@ -1785,34 +1746,55 @@
         <w:spacing w:before="0" w:line="228" w:lineRule="auto"/>
         <w:ind w:firstLine="0"/>
         <w:rPr>
+          <w:b/>
+          <w:bCs/>
+        </w:rPr>
+      </w:pPr>
+    </w:p>
+    <w:p>
+      <w:pPr>
+        <w:pStyle w:val="Body1"/>
+        <w:spacing w:before="0" w:line="228" w:lineRule="auto"/>
+        <w:ind w:firstLine="0"/>
+        <w:rPr>
+          <w:b/>
+          <w:bCs/>
+          <w:cs/>
+        </w:rPr>
+      </w:pPr>
+    </w:p>
+    <w:p>
+      <w:pPr>
+        <w:pStyle w:val="Body1"/>
+        <w:spacing w:before="0" w:line="228" w:lineRule="auto"/>
+        <w:ind w:firstLine="0"/>
+        <w:rPr>
+          <w:b/>
+          <w:bCs/>
+        </w:rPr>
+      </w:pPr>
+      <w:r>
+        <w:rPr>
+          <w:b/>
+          <w:bCs/>
+        </w:rPr>
+        <w:t>9</w:t>
+      </w:r>
+      <w:r>
+        <w:rPr>
+          <w:b/>
+          <w:bCs/>
+        </w:rPr>
+        <w:t xml:space="preserve">. </w:t>
+      </w:r>
+      <w:r>
+        <w:rPr>
           <w:rFonts w:hint="cs"/>
           <w:b/>
           <w:bCs/>
           <w:cs/>
         </w:rPr>
-      </w:pPr>
-      <w:r>
-        <w:rPr>
-          <w:b/>
-          <w:bCs/>
-        </w:rPr>
-        <w:t>7</w:t>
-      </w:r>
-      <w:r>
-        <w:rPr>
-          <w:b/>
-          <w:bCs/>
-        </w:rPr>
-        <w:t xml:space="preserve">. </w:t>
-      </w:r>
-      <w:r>
-        <w:rPr>
-          <w:rFonts w:hint="cs"/>
-          <w:b/>
-          <w:bCs/>
-          <w:cs/>
-        </w:rPr>
-        <w:t>วงเงินงบประมาณ/วงเงินที่ได้รับจัดสรร</w:t>
+        <w:t>อัตราค่าปรับ</w:t>
       </w:r>
     </w:p>
     <w:p>
@@ -1821,10 +1803,8 @@
         <w:spacing w:before="0" w:line="228" w:lineRule="auto"/>
         <w:ind w:firstLine="0"/>
         <w:rPr>
-          <w:rFonts w:hint="cs"/>
           <w:b/>
           <w:bCs/>
-          <w:cs/>
         </w:rPr>
       </w:pPr>
     </w:p>
@@ -1834,35 +1814,10 @@
         <w:spacing w:before="0" w:line="228" w:lineRule="auto"/>
         <w:ind w:firstLine="0"/>
         <w:rPr>
-          <w:rFonts w:hint="cs"/>
           <w:b/>
           <w:bCs/>
-          <w:cs/>
-        </w:rPr>
-      </w:pPr>
-      <w:r>
-        <w:rPr>
-          <w:b/>
-          <w:bCs/>
-        </w:rPr>
-        <w:t>8</w:t>
-      </w:r>
-      <w:r>
-        <w:rPr>
-          <w:b/>
-          <w:bCs/>
-        </w:rPr>
-        <w:t xml:space="preserve">. </w:t>
-      </w:r>
-      <w:r>
-        <w:rPr>
-          <w:rFonts w:hint="cs"/>
-          <w:b/>
-          <w:bCs/>
-          <w:cs/>
-        </w:rPr>
-        <w:t>งวดงานและการจ่ายเงิน</w:t>
-      </w:r>
+        </w:rPr>
+      </w:pPr>
     </w:p>
     <w:p>
       <w:pPr>
@@ -1870,87 +1825,6 @@
         <w:spacing w:before="0" w:line="228" w:lineRule="auto"/>
         <w:ind w:firstLine="0"/>
         <w:rPr>
-          <w:b/>
-          <w:bCs/>
-        </w:rPr>
-      </w:pPr>
-    </w:p>
-    <w:p>
-      <w:pPr>
-        <w:pStyle w:val="Body1"/>
-        <w:spacing w:before="0" w:line="228" w:lineRule="auto"/>
-        <w:ind w:firstLine="0"/>
-        <w:rPr>
-          <w:rFonts w:hint="cs"/>
-          <w:b/>
-          <w:bCs/>
-          <w:cs/>
-        </w:rPr>
-      </w:pPr>
-    </w:p>
-    <w:p>
-      <w:pPr>
-        <w:pStyle w:val="Body1"/>
-        <w:spacing w:before="0" w:line="228" w:lineRule="auto"/>
-        <w:ind w:firstLine="0"/>
-        <w:rPr>
-          <w:b/>
-          <w:bCs/>
-        </w:rPr>
-      </w:pPr>
-      <w:r>
-        <w:rPr>
-          <w:b/>
-          <w:bCs/>
-        </w:rPr>
-        <w:t>9</w:t>
-      </w:r>
-      <w:r>
-        <w:rPr>
-          <w:b/>
-          <w:bCs/>
-        </w:rPr>
-        <w:t xml:space="preserve">. </w:t>
-      </w:r>
-      <w:r>
-        <w:rPr>
-          <w:rFonts w:hint="cs"/>
-          <w:b/>
-          <w:bCs/>
-          <w:cs/>
-        </w:rPr>
-        <w:t>อัตราค่าปรับ</w:t>
-      </w:r>
-    </w:p>
-    <w:p>
-      <w:pPr>
-        <w:pStyle w:val="Body1"/>
-        <w:spacing w:before="0" w:line="228" w:lineRule="auto"/>
-        <w:ind w:firstLine="0"/>
-        <w:rPr>
-          <w:b/>
-          <w:bCs/>
-        </w:rPr>
-      </w:pPr>
-    </w:p>
-    <w:p>
-      <w:pPr>
-        <w:pStyle w:val="Body1"/>
-        <w:spacing w:before="0" w:line="228" w:lineRule="auto"/>
-        <w:ind w:firstLine="0"/>
-        <w:rPr>
-          <w:b/>
-          <w:bCs/>
-        </w:rPr>
-      </w:pPr>
-    </w:p>
-    <w:p>
-      <w:pPr>
-        <w:pStyle w:val="Body1"/>
-        <w:spacing w:before="0" w:line="228" w:lineRule="auto"/>
-        <w:ind w:firstLine="0"/>
-        <w:rPr>
-          <w:rFonts w:hint="cs"/>
           <w:b/>
           <w:bCs/>
           <w:cs/>
@@ -1991,7 +1865,7 @@
 </file>
 
 <file path=word/endnotes.xml><?xml version="1.0" encoding="utf-8"?>
-<w:endnotes xmlns:wpc="http://schemas.microsoft.com/office/word/2010/wordprocessingCanvas" xmlns:cx="http://schemas.microsoft.com/office/drawing/2014/chartex" xmlns:cx1="http://schemas.microsoft.com/office/drawing/2015/9/8/chartex" xmlns:cx2="http://schemas.microsoft.com/office/drawing/2015/10/21/chartex" xmlns:cx3="http://schemas.microsoft.com/office/drawing/2016/5/9/chartex" xmlns:cx4="http://schemas.microsoft.com/office/drawing/2016/5/10/chartex" xmlns:cx5="http://schemas.microsoft.com/office/drawing/2016/5/11/chartex" xmlns:cx6="http://schemas.microsoft.com/office/drawing/2016/5/12/chartex" xmlns:cx7="http://schemas.microsoft.com/office/drawing/2016/5/13/chartex" xmlns:cx8="http://schemas.microsoft.com/office/drawing/2016/5/14/chartex" xmlns:mc="http://schemas.openxmlformats.org/markup-compatibility/2006" xmlns:aink="http://schemas.microsoft.com/office/drawing/2016/ink" xmlns:am3d="http://schemas.microsoft.com/office/drawing/2017/model3d" xmlns:o="urn:schemas-microsoft-com:office:office" xmlns:r="http://schemas.openxmlformats.org/officeDocument/2006/relationships" xmlns:m="http://schemas.openxmlformats.org/officeDocument/2006/math" xmlns:v="urn:schemas-microsoft-com:vml" xmlns:wp14="http://schemas.microsoft.com/office/word/2010/wordprocessingDrawing" xmlns:wp="http://schemas.openxmlformats.org/drawingml/2006/wordprocessingDrawing" xmlns:w10="urn:schemas-microsoft-com:office:word" xmlns:w="http://schemas.openxmlformats.org/wordprocessingml/2006/main" xmlns:w14="http://schemas.microsoft.com/office/word/2010/wordml" xmlns:w15="http://schemas.microsoft.com/office/word/2012/wordml" xmlns:w16cex="http://schemas.microsoft.com/office/word/2018/wordml/cex" xmlns:w16cid="http://schemas.microsoft.com/office/word/2016/wordml/cid" xmlns:w16="http://schemas.microsoft.com/office/word/2018/wordml" xmlns:w16sdtdh="http://schemas.microsoft.com/office/word/2020/wordml/sdtdatahash" xmlns:w16se="http://schemas.microsoft.com/office/word/2015/wordml/symex" xmlns:wpg="http://schemas.microsoft.com/office/word/2010/wordprocessingGroup" xmlns:wpi="http://schemas.microsoft.com/office/word/2010/wordprocessingInk" xmlns:wne="http://schemas.microsoft.com/office/word/2006/wordml" xmlns:wps="http://schemas.microsoft.com/office/word/2010/wordprocessingShape" mc:Ignorable="w14 w15 w16se w16cid w16 w16cex w16sdtdh wp14">
+<w:endnotes xmlns:wpc="http://schemas.microsoft.com/office/word/2010/wordprocessingCanvas" xmlns:cx="http://schemas.microsoft.com/office/drawing/2014/chartex" xmlns:cx1="http://schemas.microsoft.com/office/drawing/2015/9/8/chartex" xmlns:cx2="http://schemas.microsoft.com/office/drawing/2015/10/21/chartex" xmlns:cx3="http://schemas.microsoft.com/office/drawing/2016/5/9/chartex" xmlns:cx4="http://schemas.microsoft.com/office/drawing/2016/5/10/chartex" xmlns:cx5="http://schemas.microsoft.com/office/drawing/2016/5/11/chartex" xmlns:cx6="http://schemas.microsoft.com/office/drawing/2016/5/12/chartex" xmlns:cx7="http://schemas.microsoft.com/office/drawing/2016/5/13/chartex" xmlns:cx8="http://schemas.microsoft.com/office/drawing/2016/5/14/chartex" xmlns:mc="http://schemas.openxmlformats.org/markup-compatibility/2006" xmlns:aink="http://schemas.microsoft.com/office/drawing/2016/ink" xmlns:am3d="http://schemas.microsoft.com/office/drawing/2017/model3d" xmlns:o="urn:schemas-microsoft-com:office:office" xmlns:oel="http://schemas.microsoft.com/office/2019/extlst" xmlns:r="http://schemas.openxmlformats.org/officeDocument/2006/relationships" xmlns:m="http://schemas.openxmlformats.org/officeDocument/2006/math" xmlns:v="urn:schemas-microsoft-com:vml" xmlns:wp14="http://schemas.microsoft.com/office/word/2010/wordprocessingDrawing" xmlns:wp="http://schemas.openxmlformats.org/drawingml/2006/wordprocessingDrawing" xmlns:w10="urn:schemas-microsoft-com:office:word" xmlns:w="http://schemas.openxmlformats.org/wordprocessingml/2006/main" xmlns:w14="http://schemas.microsoft.com/office/word/2010/wordml" xmlns:w15="http://schemas.microsoft.com/office/word/2012/wordml" xmlns:w16cex="http://schemas.microsoft.com/office/word/2018/wordml/cex" xmlns:w16cid="http://schemas.microsoft.com/office/word/2016/wordml/cid" xmlns:w16="http://schemas.microsoft.com/office/word/2018/wordml" xmlns:w16du="http://schemas.microsoft.com/office/word/2023/wordml/word16du" xmlns:w16sdtdh="http://schemas.microsoft.com/office/word/2020/wordml/sdtdatahash" xmlns:w16sdtfl="http://schemas.microsoft.com/office/word/2024/wordml/sdtformatlock" xmlns:w16se="http://schemas.microsoft.com/office/word/2015/wordml/symex" xmlns:wpg="http://schemas.microsoft.com/office/word/2010/wordprocessingGroup" xmlns:wpi="http://schemas.microsoft.com/office/word/2010/wordprocessingInk" xmlns:wne="http://schemas.microsoft.com/office/word/2006/wordml" xmlns:wps="http://schemas.microsoft.com/office/word/2010/wordprocessingShape" mc:Ignorable="w14 w15 w16se w16cid w16 w16cex w16sdtdh w16sdtfl w16du wp14">
   <w:endnote w:type="separator" w:id="-1">
     <w:p>
       <w:r>
@@ -2013,7 +1887,7 @@
 </file>
 
 <file path=word/footnotes.xml><?xml version="1.0" encoding="utf-8"?>
-<w:footnotes xmlns:wpc="http://schemas.microsoft.com/office/word/2010/wordprocessingCanvas" xmlns:cx="http://schemas.microsoft.com/office/drawing/2014/chartex" xmlns:cx1="http://schemas.microsoft.com/office/drawing/2015/9/8/chartex" xmlns:cx2="http://schemas.microsoft.com/office/drawing/2015/10/21/chartex" xmlns:cx3="http://schemas.microsoft.com/office/drawing/2016/5/9/chartex" xmlns:cx4="http://schemas.microsoft.com/office/drawing/2016/5/10/chartex" xmlns:cx5="http://schemas.microsoft.com/office/drawing/2016/5/11/chartex" xmlns:cx6="http://schemas.microsoft.com/office/drawing/2016/5/12/chartex" xmlns:cx7="http://schemas.microsoft.com/office/drawing/2016/5/13/chartex" xmlns:cx8="http://schemas.microsoft.com/office/drawing/2016/5/14/chartex" xmlns:mc="http://schemas.openxmlformats.org/markup-compatibility/2006" xmlns:aink="http://schemas.microsoft.com/office/drawing/2016/ink" xmlns:am3d="http://schemas.microsoft.com/office/drawing/2017/model3d" xmlns:o="urn:schemas-microsoft-com:office:office" xmlns:r="http://schemas.openxmlformats.org/officeDocument/2006/relationships" xmlns:m="http://schemas.openxmlformats.org/officeDocument/2006/math" xmlns:v="urn:schemas-microsoft-com:vml" xmlns:wp14="http://schemas.microsoft.com/office/word/2010/wordprocessingDrawing" xmlns:wp="http://schemas.openxmlformats.org/drawingml/2006/wordprocessingDrawing" xmlns:w10="urn:schemas-microsoft-com:office:word" xmlns:w="http://schemas.openxmlformats.org/wordprocessingml/2006/main" xmlns:w14="http://schemas.microsoft.com/office/word/2010/wordml" xmlns:w15="http://schemas.microsoft.com/office/word/2012/wordml" xmlns:w16cex="http://schemas.microsoft.com/office/word/2018/wordml/cex" xmlns:w16cid="http://schemas.microsoft.com/office/word/2016/wordml/cid" xmlns:w16="http://schemas.microsoft.com/office/word/2018/wordml" xmlns:w16sdtdh="http://schemas.microsoft.com/office/word/2020/wordml/sdtdatahash" xmlns:w16se="http://schemas.microsoft.com/office/word/2015/wordml/symex" xmlns:wpg="http://schemas.microsoft.com/office/word/2010/wordprocessingGroup" xmlns:wpi="http://schemas.microsoft.com/office/word/2010/wordprocessingInk" xmlns:wne="http://schemas.microsoft.com/office/word/2006/wordml" xmlns:wps="http://schemas.microsoft.com/office/word/2010/wordprocessingShape" mc:Ignorable="w14 w15 w16se w16cid w16 w16cex w16sdtdh wp14">
+<w:footnotes xmlns:wpc="http://schemas.microsoft.com/office/word/2010/wordprocessingCanvas" xmlns:cx="http://schemas.microsoft.com/office/drawing/2014/chartex" xmlns:cx1="http://schemas.microsoft.com/office/drawing/2015/9/8/chartex" xmlns:cx2="http://schemas.microsoft.com/office/drawing/2015/10/21/chartex" xmlns:cx3="http://schemas.microsoft.com/office/drawing/2016/5/9/chartex" xmlns:cx4="http://schemas.microsoft.com/office/drawing/2016/5/10/chartex" xmlns:cx5="http://schemas.microsoft.com/office/drawing/2016/5/11/chartex" xmlns:cx6="http://schemas.microsoft.com/office/drawing/2016/5/12/chartex" xmlns:cx7="http://schemas.microsoft.com/office/drawing/2016/5/13/chartex" xmlns:cx8="http://schemas.microsoft.com/office/drawing/2016/5/14/chartex" xmlns:mc="http://schemas.openxmlformats.org/markup-compatibility/2006" xmlns:aink="http://schemas.microsoft.com/office/drawing/2016/ink" xmlns:am3d="http://schemas.microsoft.com/office/drawing/2017/model3d" xmlns:o="urn:schemas-microsoft-com:office:office" xmlns:oel="http://schemas.microsoft.com/office/2019/extlst" xmlns:r="http://schemas.openxmlformats.org/officeDocument/2006/relationships" xmlns:m="http://schemas.openxmlformats.org/officeDocument/2006/math" xmlns:v="urn:schemas-microsoft-com:vml" xmlns:wp14="http://schemas.microsoft.com/office/word/2010/wordprocessingDrawing" xmlns:wp="http://schemas.openxmlformats.org/drawingml/2006/wordprocessingDrawing" xmlns:w10="urn:schemas-microsoft-com:office:word" xmlns:w="http://schemas.openxmlformats.org/wordprocessingml/2006/main" xmlns:w14="http://schemas.microsoft.com/office/word/2010/wordml" xmlns:w15="http://schemas.microsoft.com/office/word/2012/wordml" xmlns:w16cex="http://schemas.microsoft.com/office/word/2018/wordml/cex" xmlns:w16cid="http://schemas.microsoft.com/office/word/2016/wordml/cid" xmlns:w16="http://schemas.microsoft.com/office/word/2018/wordml" xmlns:w16du="http://schemas.microsoft.com/office/word/2023/wordml/word16du" xmlns:w16sdtdh="http://schemas.microsoft.com/office/word/2020/wordml/sdtdatahash" xmlns:w16sdtfl="http://schemas.microsoft.com/office/word/2024/wordml/sdtformatlock" xmlns:w16se="http://schemas.microsoft.com/office/word/2015/wordml/symex" xmlns:wpg="http://schemas.microsoft.com/office/word/2010/wordprocessingGroup" xmlns:wpi="http://schemas.microsoft.com/office/word/2010/wordprocessingInk" xmlns:wne="http://schemas.microsoft.com/office/word/2006/wordml" xmlns:wps="http://schemas.microsoft.com/office/word/2010/wordprocessingShape" mc:Ignorable="w14 w15 w16se w16cid w16 w16cex w16sdtdh w16sdtfl w16du wp14">
   <w:footnote w:type="separator" w:id="-1">
     <w:p>
       <w:r>
@@ -2035,7 +1909,7 @@
 </file>
 
 <file path=word/numbering.xml><?xml version="1.0" encoding="utf-8"?>
-<w:numbering xmlns:wpc="http://schemas.microsoft.com/office/word/2010/wordprocessingCanvas" xmlns:cx="http://schemas.microsoft.com/office/drawing/2014/chartex" xmlns:cx1="http://schemas.microsoft.com/office/drawing/2015/9/8/chartex" xmlns:cx2="http://schemas.microsoft.com/office/drawing/2015/10/21/chartex" xmlns:cx3="http://schemas.microsoft.com/office/drawing/2016/5/9/chartex" xmlns:cx4="http://schemas.microsoft.com/office/drawing/2016/5/10/chartex" xmlns:cx5="http://schemas.microsoft.com/office/drawing/2016/5/11/chartex" xmlns:cx6="http://schemas.microsoft.com/office/drawing/2016/5/12/chartex" xmlns:cx7="http://schemas.microsoft.com/office/drawing/2016/5/13/chartex" xmlns:cx8="http://schemas.microsoft.com/office/drawing/2016/5/14/chartex" xmlns:mc="http://schemas.openxmlformats.org/markup-compatibility/2006" xmlns:aink="http://schemas.microsoft.com/office/drawing/2016/ink" xmlns:am3d="http://schemas.microsoft.com/office/drawing/2017/model3d" xmlns:o="urn:schemas-microsoft-com:office:office" xmlns:r="http://schemas.openxmlformats.org/officeDocument/2006/relationships" xmlns:m="http://schemas.openxmlformats.org/officeDocument/2006/math" xmlns:v="urn:schemas-microsoft-com:vml" xmlns:wp14="http://schemas.microsoft.com/office/word/2010/wordprocessingDrawing" xmlns:wp="http://schemas.openxmlformats.org/drawingml/2006/wordprocessingDrawing" xmlns:w10="urn:schemas-microsoft-com:office:word" xmlns:w="http://schemas.openxmlformats.org/wordprocessingml/2006/main" xmlns:w14="http://schemas.microsoft.com/office/word/2010/wordml" xmlns:w15="http://schemas.microsoft.com/office/word/2012/wordml" xmlns:w16cex="http://schemas.microsoft.com/office/word/2018/wordml/cex" xmlns:w16cid="http://schemas.microsoft.com/office/word/2016/wordml/cid" xmlns:w16="http://schemas.microsoft.com/office/word/2018/wordml" xmlns:w16sdtdh="http://schemas.microsoft.com/office/word/2020/wordml/sdtdatahash" xmlns:w16se="http://schemas.microsoft.com/office/word/2015/wordml/symex" xmlns:wpg="http://schemas.microsoft.com/office/word/2010/wordprocessingGroup" xmlns:wpi="http://schemas.microsoft.com/office/word/2010/wordprocessingInk" xmlns:wne="http://schemas.microsoft.com/office/word/2006/wordml" xmlns:wps="http://schemas.microsoft.com/office/word/2010/wordprocessingShape" mc:Ignorable="w14 w15 w16se w16cid w16 w16cex w16sdtdh wp14">
+<w:numbering xmlns:wpc="http://schemas.microsoft.com/office/word/2010/wordprocessingCanvas" xmlns:cx="http://schemas.microsoft.com/office/drawing/2014/chartex" xmlns:cx1="http://schemas.microsoft.com/office/drawing/2015/9/8/chartex" xmlns:cx2="http://schemas.microsoft.com/office/drawing/2015/10/21/chartex" xmlns:cx3="http://schemas.microsoft.com/office/drawing/2016/5/9/chartex" xmlns:cx4="http://schemas.microsoft.com/office/drawing/2016/5/10/chartex" xmlns:cx5="http://schemas.microsoft.com/office/drawing/2016/5/11/chartex" xmlns:cx6="http://schemas.microsoft.com/office/drawing/2016/5/12/chartex" xmlns:cx7="http://schemas.microsoft.com/office/drawing/2016/5/13/chartex" xmlns:cx8="http://schemas.microsoft.com/office/drawing/2016/5/14/chartex" xmlns:mc="http://schemas.openxmlformats.org/markup-compatibility/2006" xmlns:aink="http://schemas.microsoft.com/office/drawing/2016/ink" xmlns:am3d="http://schemas.microsoft.com/office/drawing/2017/model3d" xmlns:o="urn:schemas-microsoft-com:office:office" xmlns:oel="http://schemas.microsoft.com/office/2019/extlst" xmlns:r="http://schemas.openxmlformats.org/officeDocument/2006/relationships" xmlns:m="http://schemas.openxmlformats.org/officeDocument/2006/math" xmlns:v="urn:schemas-microsoft-com:vml" xmlns:wp14="http://schemas.microsoft.com/office/word/2010/wordprocessingDrawing" xmlns:wp="http://schemas.openxmlformats.org/drawingml/2006/wordprocessingDrawing" xmlns:w10="urn:schemas-microsoft-com:office:word" xmlns:w="http://schemas.openxmlformats.org/wordprocessingml/2006/main" xmlns:w14="http://schemas.microsoft.com/office/word/2010/wordml" xmlns:w15="http://schemas.microsoft.com/office/word/2012/wordml" xmlns:w16cex="http://schemas.microsoft.com/office/word/2018/wordml/cex" xmlns:w16cid="http://schemas.microsoft.com/office/word/2016/wordml/cid" xmlns:w16="http://schemas.microsoft.com/office/word/2018/wordml" xmlns:w16du="http://schemas.microsoft.com/office/word/2023/wordml/word16du" xmlns:w16sdtdh="http://schemas.microsoft.com/office/word/2020/wordml/sdtdatahash" xmlns:w16sdtfl="http://schemas.microsoft.com/office/word/2024/wordml/sdtformatlock" xmlns:w16se="http://schemas.microsoft.com/office/word/2015/wordml/symex" xmlns:wpg="http://schemas.microsoft.com/office/word/2010/wordprocessingGroup" xmlns:wpi="http://schemas.microsoft.com/office/word/2010/wordprocessingInk" xmlns:wne="http://schemas.microsoft.com/office/word/2006/wordml" xmlns:wps="http://schemas.microsoft.com/office/word/2010/wordprocessingShape" mc:Ignorable="w14 w15 w16se w16cid w16 w16cex w16sdtdh w16sdtfl w16du wp14">
   <w:abstractNum w:abstractNumId="0" w15:restartNumberingAfterBreak="0">
     <w:nsid w:val="01DC0FD0"/>
     <w:multiLevelType w:val="hybridMultilevel"/>
@@ -3934,10 +3808,10 @@
       </w:pPr>
     </w:lvl>
   </w:abstractNum>
-  <w:num w:numId="1">
+  <w:num w:numId="1" w16cid:durableId="1109547375">
     <w:abstractNumId w:val="2"/>
   </w:num>
-  <w:num w:numId="2">
+  <w:num w:numId="2" w16cid:durableId="1461924509">
     <w:abstractNumId w:val="11"/>
     <w:lvlOverride w:ilvl="0">
       <w:startOverride w:val="1"/>
@@ -3967,7 +3841,7 @@
       <w:startOverride w:val="1"/>
     </w:lvlOverride>
   </w:num>
-  <w:num w:numId="3">
+  <w:num w:numId="3" w16cid:durableId="872227692">
     <w:abstractNumId w:val="11"/>
     <w:lvlOverride w:ilvl="0">
       <w:startOverride w:val="1"/>
@@ -3997,13 +3871,13 @@
       <w:startOverride w:val="1"/>
     </w:lvlOverride>
   </w:num>
-  <w:num w:numId="4">
+  <w:num w:numId="4" w16cid:durableId="1928881529">
     <w:abstractNumId w:val="3"/>
   </w:num>
-  <w:num w:numId="5">
+  <w:num w:numId="5" w16cid:durableId="196699783">
     <w:abstractNumId w:val="17"/>
   </w:num>
-  <w:num w:numId="6">
+  <w:num w:numId="6" w16cid:durableId="2104842052">
     <w:abstractNumId w:val="11"/>
     <w:lvlOverride w:ilvl="0">
       <w:startOverride w:val="1"/>
@@ -4033,10 +3907,10 @@
       <w:startOverride w:val="1"/>
     </w:lvlOverride>
   </w:num>
-  <w:num w:numId="7">
+  <w:num w:numId="7" w16cid:durableId="364255349">
     <w:abstractNumId w:val="16"/>
   </w:num>
-  <w:num w:numId="8">
+  <w:num w:numId="8" w16cid:durableId="242641163">
     <w:abstractNumId w:val="11"/>
     <w:lvlOverride w:ilvl="0">
       <w:lvl w:ilvl="0">
@@ -4229,19 +4103,19 @@
       </w:lvl>
     </w:lvlOverride>
   </w:num>
-  <w:num w:numId="9">
+  <w:num w:numId="9" w16cid:durableId="1846095312">
     <w:abstractNumId w:val="6"/>
   </w:num>
-  <w:num w:numId="10">
+  <w:num w:numId="10" w16cid:durableId="669912442">
     <w:abstractNumId w:val="4"/>
   </w:num>
-  <w:num w:numId="11">
+  <w:num w:numId="11" w16cid:durableId="905186398">
     <w:abstractNumId w:val="9"/>
   </w:num>
-  <w:num w:numId="12">
+  <w:num w:numId="12" w16cid:durableId="1784029507">
     <w:abstractNumId w:val="12"/>
   </w:num>
-  <w:num w:numId="13">
+  <w:num w:numId="13" w16cid:durableId="1520776361">
     <w:abstractNumId w:val="11"/>
     <w:lvlOverride w:ilvl="0">
       <w:startOverride w:val="6"/>
@@ -4442,25 +4316,25 @@
       </w:lvl>
     </w:lvlOverride>
   </w:num>
-  <w:num w:numId="14">
+  <w:num w:numId="14" w16cid:durableId="1026562373">
     <w:abstractNumId w:val="7"/>
   </w:num>
-  <w:num w:numId="15">
+  <w:num w:numId="15" w16cid:durableId="1096100422">
     <w:abstractNumId w:val="14"/>
   </w:num>
-  <w:num w:numId="16">
+  <w:num w:numId="16" w16cid:durableId="974603206">
     <w:abstractNumId w:val="1"/>
   </w:num>
-  <w:num w:numId="17">
+  <w:num w:numId="17" w16cid:durableId="767503532">
     <w:abstractNumId w:val="18"/>
   </w:num>
-  <w:num w:numId="18">
+  <w:num w:numId="18" w16cid:durableId="1886672710">
     <w:abstractNumId w:val="10"/>
   </w:num>
-  <w:num w:numId="19">
+  <w:num w:numId="19" w16cid:durableId="1321422368">
     <w:abstractNumId w:val="13"/>
   </w:num>
-  <w:num w:numId="20">
+  <w:num w:numId="20" w16cid:durableId="2007785396">
     <w:abstractNumId w:val="11"/>
     <w:lvlOverride w:ilvl="0">
       <w:lvl w:ilvl="0">
@@ -4652,13 +4526,13 @@
       </w:lvl>
     </w:lvlOverride>
   </w:num>
-  <w:num w:numId="21">
+  <w:num w:numId="21" w16cid:durableId="1457068867">
     <w:abstractNumId w:val="0"/>
   </w:num>
-  <w:num w:numId="22">
+  <w:num w:numId="22" w16cid:durableId="1237591386">
     <w:abstractNumId w:val="15"/>
   </w:num>
-  <w:num w:numId="23">
+  <w:num w:numId="23" w16cid:durableId="665479483">
     <w:abstractNumId w:val="11"/>
     <w:lvlOverride w:ilvl="0">
       <w:startOverride w:val="1"/>
@@ -4859,7 +4733,7 @@
       </w:lvl>
     </w:lvlOverride>
   </w:num>
-  <w:num w:numId="24">
+  <w:num w:numId="24" w16cid:durableId="752512966">
     <w:abstractNumId w:val="11"/>
     <w:lvlOverride w:ilvl="0">
       <w:startOverride w:val="1"/>
@@ -5060,7 +4934,7 @@
       </w:lvl>
     </w:lvlOverride>
   </w:num>
-  <w:num w:numId="25">
+  <w:num w:numId="25" w16cid:durableId="281695693">
     <w:abstractNumId w:val="11"/>
     <w:lvlOverride w:ilvl="0">
       <w:lvl w:ilvl="0">
@@ -5252,7 +5126,7 @@
       </w:lvl>
     </w:lvlOverride>
   </w:num>
-  <w:num w:numId="26">
+  <w:num w:numId="26" w16cid:durableId="1749157686">
     <w:abstractNumId w:val="2"/>
     <w:lvlOverride w:ilvl="0">
       <w:startOverride w:val="1"/>
@@ -5282,10 +5156,10 @@
       <w:startOverride w:val="1"/>
     </w:lvlOverride>
   </w:num>
-  <w:num w:numId="27">
+  <w:num w:numId="27" w16cid:durableId="1457064272">
     <w:abstractNumId w:val="2"/>
   </w:num>
-  <w:num w:numId="28">
+  <w:num w:numId="28" w16cid:durableId="226959033">
     <w:abstractNumId w:val="11"/>
     <w:lvlOverride w:ilvl="0">
       <w:startOverride w:val="1"/>
@@ -5486,7 +5360,7 @@
       </w:lvl>
     </w:lvlOverride>
   </w:num>
-  <w:num w:numId="29">
+  <w:num w:numId="29" w16cid:durableId="1940867100">
     <w:abstractNumId w:val="11"/>
     <w:lvlOverride w:ilvl="0">
       <w:startOverride w:val="1"/>
@@ -5687,10 +5561,10 @@
       </w:lvl>
     </w:lvlOverride>
   </w:num>
-  <w:num w:numId="30">
+  <w:num w:numId="30" w16cid:durableId="1007561052">
     <w:abstractNumId w:val="5"/>
   </w:num>
-  <w:num w:numId="31">
+  <w:num w:numId="31" w16cid:durableId="18700145">
     <w:abstractNumId w:val="8"/>
   </w:num>
   <w:numIdMacAtCleanup w:val="23"/>
@@ -5698,7 +5572,7 @@
 </file>
 
 <file path=word/styles.xml><?xml version="1.0" encoding="utf-8"?>
-<w:styles xmlns:mc="http://schemas.openxmlformats.org/markup-compatibility/2006" xmlns:r="http://schemas.openxmlformats.org/officeDocument/2006/relationships" xmlns:w="http://schemas.openxmlformats.org/wordprocessingml/2006/main" xmlns:w14="http://schemas.microsoft.com/office/word/2010/wordml" xmlns:w15="http://schemas.microsoft.com/office/word/2012/wordml" xmlns:w16cex="http://schemas.microsoft.com/office/word/2018/wordml/cex" xmlns:w16cid="http://schemas.microsoft.com/office/word/2016/wordml/cid" xmlns:w16="http://schemas.microsoft.com/office/word/2018/wordml" xmlns:w16sdtdh="http://schemas.microsoft.com/office/word/2020/wordml/sdtdatahash" xmlns:w16se="http://schemas.microsoft.com/office/word/2015/wordml/symex" mc:Ignorable="w14 w15 w16se w16cid w16 w16cex w16sdtdh">
+<w:styles xmlns:mc="http://schemas.openxmlformats.org/markup-compatibility/2006" xmlns:r="http://schemas.openxmlformats.org/officeDocument/2006/relationships" xmlns:w="http://schemas.openxmlformats.org/wordprocessingml/2006/main" xmlns:w14="http://schemas.microsoft.com/office/word/2010/wordml" xmlns:w15="http://schemas.microsoft.com/office/word/2012/wordml" xmlns:w16cex="http://schemas.microsoft.com/office/word/2018/wordml/cex" xmlns:w16cid="http://schemas.microsoft.com/office/word/2016/wordml/cid" xmlns:w16="http://schemas.microsoft.com/office/word/2018/wordml" xmlns:w16du="http://schemas.microsoft.com/office/word/2023/wordml/word16du" xmlns:w16sdtdh="http://schemas.microsoft.com/office/word/2020/wordml/sdtdatahash" xmlns:w16sdtfl="http://schemas.microsoft.com/office/word/2024/wordml/sdtformatlock" xmlns:w16se="http://schemas.microsoft.com/office/word/2015/wordml/symex" mc:Ignorable="w14 w15 w16se w16cid w16 w16cex w16sdtdh w16sdtfl w16du">
   <w:docDefaults>
     <w:rPrDefault>
       <w:rPr>
@@ -7413,28 +7287,10 @@
 </file>
 
 <file path=customXml/item1.xml><?xml version="1.0" encoding="utf-8"?>
-<?mso-contentType ?>
-<FormTemplates xmlns="http://schemas.microsoft.com/sharepoint/v3/contenttype/forms">
-  <Display>DocumentLibraryForm</Display>
-  <Edit>DocumentLibraryForm</Edit>
-  <New>DocumentLibraryForm</New>
-</FormTemplates>
+<b:Sources xmlns:b="http://schemas.openxmlformats.org/officeDocument/2006/bibliography" xmlns="http://schemas.openxmlformats.org/officeDocument/2006/bibliography" SelectedStyle="\APASixthEditionOfficeOnline.xsl" StyleName="APA" Version="6"/>
 </file>
 
 <file path=customXml/item2.xml><?xml version="1.0" encoding="utf-8"?>
-<p:properties xmlns:p="http://schemas.microsoft.com/office/2006/metadata/properties" xmlns:xsi="http://www.w3.org/2001/XMLSchema-instance" xmlns:pc="http://schemas.microsoft.com/office/infopath/2007/PartnerControls">
-  <documentManagement>
-    <TaxCatchAll xmlns="123a40e8-c337-49b0-b439-194b5939962a" xsi:nil="true"/>
-    <lcf76f155ced4ddcb4097134ff3c332f xmlns="f1342d81-f62c-4d79-af8f-1ba4b7ab8f30">
-      <Terms xmlns="http://schemas.microsoft.com/office/infopath/2007/PartnerControls"/>
-    </lcf76f155ced4ddcb4097134ff3c332f>
-    <_ip_UnifiedCompliancePolicyUIAction xmlns="http://schemas.microsoft.com/sharepoint/v3" xsi:nil="true"/>
-    <_ip_UnifiedCompliancePolicyProperties xmlns="http://schemas.microsoft.com/sharepoint/v3" xsi:nil="true"/>
-  </documentManagement>
-</p:properties>
-</file>
-
-<file path=customXml/item3.xml><?xml version="1.0" encoding="utf-8"?>
 <ct:contentTypeSchema xmlns:ct="http://schemas.microsoft.com/office/2006/metadata/contentType" xmlns:ma="http://schemas.microsoft.com/office/2006/metadata/properties/metaAttributes" ct:_="" ma:_="" ma:contentTypeName="Document" ma:contentTypeID="0x010100CE436A995910A14197DD44C8E1EBA19A" ma:contentTypeVersion="15" ma:contentTypeDescription="Create a new document." ma:contentTypeScope="" ma:versionID="20b3a05ae29919224c4013d77428cddc">
   <xsd:schema xmlns:xsd="http://www.w3.org/2001/XMLSchema" xmlns:xs="http://www.w3.org/2001/XMLSchema" xmlns:p="http://schemas.microsoft.com/office/2006/metadata/properties" xmlns:ns1="http://schemas.microsoft.com/sharepoint/v3" xmlns:ns2="f1342d81-f62c-4d79-af8f-1ba4b7ab8f30" xmlns:ns3="123a40e8-c337-49b0-b439-194b5939962a" targetNamespace="http://schemas.microsoft.com/office/2006/metadata/properties" ma:root="true" ma:fieldsID="58ebeafa030a7df5c7615c16188c6b33" ns1:_="" ns2:_="" ns3:_="">
     <xsd:import namespace="http://schemas.microsoft.com/sharepoint/v3"/>
@@ -7658,31 +7514,37 @@
 </ct:contentTypeSchema>
 </file>
 
+<file path=customXml/item3.xml><?xml version="1.0" encoding="utf-8"?>
+<p:properties xmlns:p="http://schemas.microsoft.com/office/2006/metadata/properties" xmlns:xsi="http://www.w3.org/2001/XMLSchema-instance" xmlns:pc="http://schemas.microsoft.com/office/infopath/2007/PartnerControls">
+  <documentManagement>
+    <TaxCatchAll xmlns="123a40e8-c337-49b0-b439-194b5939962a" xsi:nil="true"/>
+    <lcf76f155ced4ddcb4097134ff3c332f xmlns="f1342d81-f62c-4d79-af8f-1ba4b7ab8f30">
+      <Terms xmlns="http://schemas.microsoft.com/office/infopath/2007/PartnerControls"/>
+    </lcf76f155ced4ddcb4097134ff3c332f>
+    <_ip_UnifiedCompliancePolicyUIAction xmlns="http://schemas.microsoft.com/sharepoint/v3" xsi:nil="true"/>
+    <_ip_UnifiedCompliancePolicyProperties xmlns="http://schemas.microsoft.com/sharepoint/v3" xsi:nil="true"/>
+  </documentManagement>
+</p:properties>
+</file>
+
 <file path=customXml/item4.xml><?xml version="1.0" encoding="utf-8"?>
-<b:Sources xmlns:b="http://schemas.openxmlformats.org/officeDocument/2006/bibliography" xmlns="http://schemas.openxmlformats.org/officeDocument/2006/bibliography" SelectedStyle="\APASixthEditionOfficeOnline.xsl" StyleName="APA" Version="6"/>
+<?mso-contentType ?>
+<FormTemplates xmlns="http://schemas.microsoft.com/sharepoint/v3/contenttype/forms">
+  <Display>DocumentLibraryForm</Display>
+  <Edit>DocumentLibraryForm</Edit>
+  <New>DocumentLibraryForm</New>
+</FormTemplates>
 </file>
 
 <file path=customXml/itemProps1.xml><?xml version="1.0" encoding="utf-8"?>
-<ds:datastoreItem xmlns:ds="http://schemas.openxmlformats.org/officeDocument/2006/customXml" ds:itemID="{CB3DF28D-2397-4012-8B27-1D062BAD9EB5}">
+<ds:datastoreItem xmlns:ds="http://schemas.openxmlformats.org/officeDocument/2006/customXml" ds:itemID="{7DC9D686-5A03-4978-8CAB-0F1AD39338F4}">
   <ds:schemaRefs>
-    <ds:schemaRef ds:uri="http://schemas.microsoft.com/sharepoint/v3/contenttype/forms"/>
+    <ds:schemaRef ds:uri="http://schemas.openxmlformats.org/officeDocument/2006/bibliography"/>
   </ds:schemaRefs>
 </ds:datastoreItem>
 </file>
 
 <file path=customXml/itemProps2.xml><?xml version="1.0" encoding="utf-8"?>
-<ds:datastoreItem xmlns:ds="http://schemas.openxmlformats.org/officeDocument/2006/customXml" ds:itemID="{E0B1D7DD-4771-4E29-8524-3B202397D065}">
-  <ds:schemaRefs>
-    <ds:schemaRef ds:uri="http://schemas.microsoft.com/office/2006/metadata/properties"/>
-    <ds:schemaRef ds:uri="http://schemas.microsoft.com/office/infopath/2007/PartnerControls"/>
-    <ds:schemaRef ds:uri="123a40e8-c337-49b0-b439-194b5939962a"/>
-    <ds:schemaRef ds:uri="f1342d81-f62c-4d79-af8f-1ba4b7ab8f30"/>
-    <ds:schemaRef ds:uri="http://schemas.microsoft.com/sharepoint/v3"/>
-  </ds:schemaRefs>
-</ds:datastoreItem>
-</file>
-
-<file path=customXml/itemProps3.xml><?xml version="1.0" encoding="utf-8"?>
 <ds:datastoreItem xmlns:ds="http://schemas.openxmlformats.org/officeDocument/2006/customXml" ds:itemID="{EADF58EB-5E53-4CFC-B1B8-40E0757F2204}">
   <ds:schemaRefs>
     <ds:schemaRef ds:uri="http://schemas.microsoft.com/office/2006/metadata/contentType"/>
@@ -7702,10 +7564,22 @@
 </ds:datastoreItem>
 </file>
 
+<file path=customXml/itemProps3.xml><?xml version="1.0" encoding="utf-8"?>
+<ds:datastoreItem xmlns:ds="http://schemas.openxmlformats.org/officeDocument/2006/customXml" ds:itemID="{E0B1D7DD-4771-4E29-8524-3B202397D065}">
+  <ds:schemaRefs>
+    <ds:schemaRef ds:uri="http://schemas.microsoft.com/office/2006/metadata/properties"/>
+    <ds:schemaRef ds:uri="http://schemas.microsoft.com/office/infopath/2007/PartnerControls"/>
+    <ds:schemaRef ds:uri="123a40e8-c337-49b0-b439-194b5939962a"/>
+    <ds:schemaRef ds:uri="f1342d81-f62c-4d79-af8f-1ba4b7ab8f30"/>
+    <ds:schemaRef ds:uri="http://schemas.microsoft.com/sharepoint/v3"/>
+  </ds:schemaRefs>
+</ds:datastoreItem>
+</file>
+
 <file path=customXml/itemProps4.xml><?xml version="1.0" encoding="utf-8"?>
-<ds:datastoreItem xmlns:ds="http://schemas.openxmlformats.org/officeDocument/2006/customXml" ds:itemID="{7DC9D686-5A03-4978-8CAB-0F1AD39338F4}">
+<ds:datastoreItem xmlns:ds="http://schemas.openxmlformats.org/officeDocument/2006/customXml" ds:itemID="{CB3DF28D-2397-4012-8B27-1D062BAD9EB5}">
   <ds:schemaRefs>
-    <ds:schemaRef ds:uri="http://schemas.openxmlformats.org/officeDocument/2006/bibliography"/>
+    <ds:schemaRef ds:uri="http://schemas.microsoft.com/sharepoint/v3/contenttype/forms"/>
   </ds:schemaRefs>
 </ds:datastoreItem>
 </file>